--- a/textbook/docx/chapter_24_ml_julia.docx
+++ b/textbook/docx/chapter_24_ml_julia.docx
@@ -99,7 +99,7 @@
           <w:szCs w:val="24"/>
           <w:rFonts w:ascii="Arial" w:cs="Arial" w:eastAsia="Arial" w:hAnsi="Arial"/>
         </w:rPr>
-        <w:t xml:space="preserve">This chapter implements the machine learning methods from Chapter 16 in Julia using the MLJ.jl ecosystem, EvoTrees.jl for gradient boosting, and custom implementations for causal forests and double/debiased machine learning. Every method is illustrated with healthcare-relevant examples using simulated claims data.</w:t>
+        <w:t xml:space="preserve">This chapter implements the machine learning methods from Chapter 16 in Julia using the MLJ.jl ecosystem for unified model training and evaluation, EvoTrees.jl for high-performance gradient boosted trees, and custom implementations for causal forests and double/debiased machine learning. Every method is illustrated with healthcare-relevant examples.</w:t>
       </w:r>
     </w:p>
     <w:p>
@@ -128,7 +128,98 @@
           <w:szCs w:val="24"/>
           <w:rFonts w:ascii="Arial" w:cs="Arial" w:eastAsia="Arial" w:hAnsi="Arial"/>
         </w:rPr>
-        <w:t xml:space="preserve">MLJ.jl provides a unified interface for machine learning in Julia, with a model registry, standardized fit/predict API, pipeline composition, hyperparameter tuning, and cross-validation. Scientific types (Continuous, Count, Multiclass, OrderedFactor) enable automatic preprocessing. The workflow: load model → wrap in machine → fit → predict → evaluate.</w:t>
+        <w:t xml:space="preserve">MLJ.jl provides a unified interface for machine learning in Julia with over 200 registered models. The workflow follows a consistent pattern: load the model type, instantiate with hyperparameters, wrap in a machine (binding model to data), fit, and predict.</w:t>
+      </w:r>
+    </w:p>
+    <w:p>
+      <w:pPr>
+        <w:spacing w:after="120"/>
+      </w:pPr>
+      <w:r>
+        <w:rPr>
+          <w:sz w:val="24"/>
+          <w:szCs w:val="24"/>
+          <w:rFonts w:ascii="Arial" w:cs="Arial" w:eastAsia="Arial" w:hAnsi="Arial"/>
+        </w:rPr>
+        <w:t xml:space="preserve">using MLJ</w:t>
+      </w:r>
+    </w:p>
+    <w:p>
+      <w:pPr>
+        <w:spacing w:after="120"/>
+      </w:pPr>
+      <w:r>
+        <w:rPr>
+          <w:sz w:val="24"/>
+          <w:szCs w:val="24"/>
+          <w:rFonts w:ascii="Arial" w:cs="Arial" w:eastAsia="Arial" w:hAnsi="Arial"/>
+        </w:rPr>
+        <w:t xml:space="preserve">Tree = @load RandomForestRegressor pkg=DecisionTree</w:t>
+      </w:r>
+    </w:p>
+    <w:p>
+      <w:pPr>
+        <w:spacing w:after="120"/>
+      </w:pPr>
+      <w:r>
+        <w:rPr>
+          <w:sz w:val="24"/>
+          <w:szCs w:val="24"/>
+          <w:rFonts w:ascii="Arial" w:cs="Arial" w:eastAsia="Arial" w:hAnsi="Arial"/>
+        </w:rPr>
+        <w:t xml:space="preserve">model = Tree(n_trees=500, max_depth=10, min_samples_leaf=5)</w:t>
+      </w:r>
+    </w:p>
+    <w:p>
+      <w:pPr>
+        <w:spacing w:after="120"/>
+      </w:pPr>
+      <w:r>
+        <w:rPr>
+          <w:sz w:val="24"/>
+          <w:szCs w:val="24"/>
+          <w:rFonts w:ascii="Arial" w:cs="Arial" w:eastAsia="Arial" w:hAnsi="Arial"/>
+        </w:rPr>
+        <w:t xml:space="preserve">mach = machine(model, X, y)</w:t>
+      </w:r>
+    </w:p>
+    <w:p>
+      <w:pPr>
+        <w:spacing w:after="120"/>
+      </w:pPr>
+      <w:r>
+        <w:rPr>
+          <w:sz w:val="24"/>
+          <w:szCs w:val="24"/>
+          <w:rFonts w:ascii="Arial" w:cs="Arial" w:eastAsia="Arial" w:hAnsi="Arial"/>
+        </w:rPr>
+        <w:t xml:space="preserve">fit!(mach, rows=train_idx)</w:t>
+      </w:r>
+    </w:p>
+    <w:p>
+      <w:pPr>
+        <w:spacing w:after="120"/>
+      </w:pPr>
+      <w:r>
+        <w:rPr>
+          <w:sz w:val="24"/>
+          <w:szCs w:val="24"/>
+          <w:rFonts w:ascii="Arial" w:cs="Arial" w:eastAsia="Arial" w:hAnsi="Arial"/>
+        </w:rPr>
+        <w:t xml:space="preserve">ŷ = predict(mach, rows=test_idx)</w:t>
+      </w:r>
+    </w:p>
+    <w:p>
+      <w:pPr>
+        <w:spacing w:after="120"/>
+      </w:pPr>
+      <w:r>
+        <w:rPr>
+          <w:sz w:val="24"/>
+          <w:szCs w:val="24"/>
+          <w:rFonts w:ascii="Arial" w:cs="Arial" w:eastAsia="Arial" w:hAnsi="Arial"/>
+        </w:rPr>
+        <w:t xml:space="preserve">Scientific types (Continuous, Count, Multiclass, OrderedFactor) enable automatic preprocessing. Pipelines compose preprocessing and modeling steps: pipe = Standardizer() |&gt; model. Hyperparameter tuning uses TunedModel with Grid, RandomSearch, or LatinHypercube strategies.</w:t>
       </w:r>
     </w:p>
     <w:p>
@@ -144,20 +235,33 @@
           <w:szCs w:val="30"/>
           <w:rFonts w:ascii="Arial" w:cs="Arial" w:eastAsia="Arial" w:hAnsi="Arial"/>
         </w:rPr>
-        <w:t xml:space="preserve">Data Preprocessing for Healthcare Claims</w:t>
-      </w:r>
-    </w:p>
-    <w:p>
-      <w:pPr>
-        <w:spacing w:after="120"/>
-      </w:pPr>
-      <w:r>
-        <w:rPr>
-          <w:sz w:val="24"/>
-          <w:szCs w:val="24"/>
-          <w:rFonts w:ascii="Arial" w:cs="Arial" w:eastAsia="Arial" w:hAnsi="Arial"/>
-        </w:rPr>
-        <w:t xml:space="preserve">Feature engineering from claims data: one-hot encoding of categorical variables (CategoricalArrays.jl), creating comorbidity indicators from ICD code lists, computing utilization summary statistics from claim-level data, handling missing values (imputation or indicator variables), and creating temporal features (months since enrollment, seasonal indicators). Train/test splitting with temporal ordering (no future leakage — use data before a cutoff for training, after for testing).</w:t>
+        <w:t xml:space="preserve">Healthcare Feature Engineering</w:t>
+      </w:r>
+    </w:p>
+    <w:p>
+      <w:pPr>
+        <w:spacing w:after="120"/>
+      </w:pPr>
+      <w:r>
+        <w:rPr>
+          <w:sz w:val="24"/>
+          <w:szCs w:val="24"/>
+          <w:rFonts w:ascii="Arial" w:cs="Arial" w:eastAsia="Arial" w:hAnsi="Arial"/>
+        </w:rPr>
+        <w:t xml:space="preserve">Claims-based ML requires extensive feature engineering. From raw claims, construct: comorbidity indicators (31 Elixhauser flags), prior utilization counts (ED visits, hospitalizations, specialist visits in lookback period), medication counts and therapeutic classes, cost summaries (total, inpatient, outpatient, pharmacy), demographic features, and temporal features (months enrolled, season of index event). One-hot encoding of categorical variables via OneHotEncoder() in MLJ pipelines.</w:t>
+      </w:r>
+    </w:p>
+    <w:p>
+      <w:pPr>
+        <w:spacing w:after="120"/>
+      </w:pPr>
+      <w:r>
+        <w:rPr>
+          <w:sz w:val="24"/>
+          <w:szCs w:val="24"/>
+          <w:rFonts w:ascii="Arial" w:cs="Arial" w:eastAsia="Arial" w:hAnsi="Arial"/>
+        </w:rPr>
+        <w:t xml:space="preserve">Critical: temporal train/test splits prevent future data leakage. Use data from years 1-3 for training, year 4 for testing — never random splits that would allow future claims to predict past outcomes.</w:t>
       </w:r>
     </w:p>
     <w:p>
@@ -186,7 +290,72 @@
           <w:szCs w:val="24"/>
           <w:rFonts w:ascii="Arial" w:cs="Arial" w:eastAsia="Arial" w:hAnsi="Arial"/>
         </w:rPr>
-        <w:t xml:space="preserve">LASSO, Ridge, and Elastic Net via MLJ.jl: model = LassoRegressor(lambda=0.1). Hyperparameter tuning with cross-validation: tuned_model = TunedModel(model, tuning=Grid(), range=r, measure=rmse). Application to healthcare cost prediction with thousands of diagnosis code indicators.</w:t>
+        <w:t xml:space="preserve">LASSO for variable selection in high-dimensional claims data:</w:t>
+      </w:r>
+    </w:p>
+    <w:p>
+      <w:pPr>
+        <w:spacing w:after="120"/>
+      </w:pPr>
+      <w:r>
+        <w:rPr>
+          <w:sz w:val="24"/>
+          <w:szCs w:val="24"/>
+          <w:rFonts w:ascii="Arial" w:cs="Arial" w:eastAsia="Arial" w:hAnsi="Arial"/>
+        </w:rPr>
+        <w:t xml:space="preserve">Lasso = @load LassoRegressor pkg=MLJLinearModels</w:t>
+      </w:r>
+    </w:p>
+    <w:p>
+      <w:pPr>
+        <w:spacing w:after="120"/>
+      </w:pPr>
+      <w:r>
+        <w:rPr>
+          <w:sz w:val="24"/>
+          <w:szCs w:val="24"/>
+          <w:rFonts w:ascii="Arial" w:cs="Arial" w:eastAsia="Arial" w:hAnsi="Arial"/>
+        </w:rPr>
+        <w:t xml:space="preserve">model = Lasso(lambda=0.1)</w:t>
+      </w:r>
+    </w:p>
+    <w:p>
+      <w:pPr>
+        <w:spacing w:after="120"/>
+      </w:pPr>
+      <w:r>
+        <w:rPr>
+          <w:sz w:val="24"/>
+          <w:szCs w:val="24"/>
+          <w:rFonts w:ascii="Arial" w:cs="Arial" w:eastAsia="Arial" w:hAnsi="Arial"/>
+        </w:rPr>
+        <w:t xml:space="preserve">r = range(model, :lambda, lower=1e-4, upper=10.0, scale=:log)</w:t>
+      </w:r>
+    </w:p>
+    <w:p>
+      <w:pPr>
+        <w:spacing w:after="120"/>
+      </w:pPr>
+      <w:r>
+        <w:rPr>
+          <w:sz w:val="24"/>
+          <w:szCs w:val="24"/>
+          <w:rFonts w:ascii="Arial" w:cs="Arial" w:eastAsia="Arial" w:hAnsi="Arial"/>
+        </w:rPr>
+        <w:t xml:space="preserve">tuned = TunedModel(model, tuning=Grid(resolution=50), range=r, measure=rmse)</w:t>
+      </w:r>
+    </w:p>
+    <w:p>
+      <w:pPr>
+        <w:spacing w:after="120"/>
+      </w:pPr>
+      <w:r>
+        <w:rPr>
+          <w:sz w:val="24"/>
+          <w:szCs w:val="24"/>
+          <w:rFonts w:ascii="Arial" w:cs="Arial" w:eastAsia="Arial" w:hAnsi="Arial"/>
+        </w:rPr>
+        <w:t xml:space="preserve">Post-LASSO: identify non-zero coefficients from the fitted LASSO, re-estimate OLS on the selected variables for unbiased coefficient estimates.</w:t>
       </w:r>
     </w:p>
     <w:p>
@@ -215,7 +384,72 @@
           <w:szCs w:val="24"/>
           <w:rFonts w:ascii="Arial" w:cs="Arial" w:eastAsia="Arial" w:hAnsi="Arial"/>
         </w:rPr>
-        <w:t xml:space="preserve">Random forests via MLJ.jl: RandomForestRegressor(n_trees=500, max_depth=10). Gradient boosting via EvoTrees.jl: EvoTreeRegressor(nrounds=500, eta=0.05, max_depth=6). Feature importance via permutation importance. Partial dependence plots for interpreting the effect of individual features. SHAP values for model interpretation (ShapML.jl).</w:t>
+        <w:t xml:space="preserve">Random forests and gradient boosting via EvoTrees.jl:</w:t>
+      </w:r>
+    </w:p>
+    <w:p>
+      <w:pPr>
+        <w:spacing w:after="120"/>
+      </w:pPr>
+      <w:r>
+        <w:rPr>
+          <w:sz w:val="24"/>
+          <w:szCs w:val="24"/>
+          <w:rFonts w:ascii="Arial" w:cs="Arial" w:eastAsia="Arial" w:hAnsi="Arial"/>
+        </w:rPr>
+        <w:t xml:space="preserve">using EvoTrees</w:t>
+      </w:r>
+    </w:p>
+    <w:p>
+      <w:pPr>
+        <w:spacing w:after="120"/>
+      </w:pPr>
+      <w:r>
+        <w:rPr>
+          <w:sz w:val="24"/>
+          <w:szCs w:val="24"/>
+          <w:rFonts w:ascii="Arial" w:cs="Arial" w:eastAsia="Arial" w:hAnsi="Arial"/>
+        </w:rPr>
+        <w:t xml:space="preserve">config = EvoTreeRegressor(nrounds=500, eta=0.05, max_depth=6, lambda=1.0, subsample=0.8)</w:t>
+      </w:r>
+    </w:p>
+    <w:p>
+      <w:pPr>
+        <w:spacing w:after="120"/>
+      </w:pPr>
+      <w:r>
+        <w:rPr>
+          <w:sz w:val="24"/>
+          <w:szCs w:val="24"/>
+          <w:rFonts w:ascii="Arial" w:cs="Arial" w:eastAsia="Arial" w:hAnsi="Arial"/>
+        </w:rPr>
+        <w:t xml:space="preserve">model = fit_evotree(config; x_train, y_train, x_eval, y_eval)</w:t>
+      </w:r>
+    </w:p>
+    <w:p>
+      <w:pPr>
+        <w:spacing w:after="120"/>
+      </w:pPr>
+      <w:r>
+        <w:rPr>
+          <w:sz w:val="24"/>
+          <w:szCs w:val="24"/>
+          <w:rFonts w:ascii="Arial" w:cs="Arial" w:eastAsia="Arial" w:hAnsi="Arial"/>
+        </w:rPr>
+        <w:t xml:space="preserve">predictions = predict(model, x_test)</w:t>
+      </w:r>
+    </w:p>
+    <w:p>
+      <w:pPr>
+        <w:spacing w:after="120"/>
+      </w:pPr>
+      <w:r>
+        <w:rPr>
+          <w:sz w:val="24"/>
+          <w:szCs w:val="24"/>
+          <w:rFonts w:ascii="Arial" w:cs="Arial" w:eastAsia="Arial" w:hAnsi="Arial"/>
+        </w:rPr>
+        <w:t xml:space="preserve">Feature importance via permutation importance: for each feature, shuffle its values, re-predict, measure the increase in prediction error. SHAP values for model interpretation via ShapML.jl: for each observation, decompose the prediction into contributions from each feature, enabling clinician-interpretable explanations of risk scores.</w:t>
       </w:r>
     </w:p>
     <w:p>
@@ -244,7 +478,20 @@
           <w:szCs w:val="24"/>
           <w:rFonts w:ascii="Arial" w:cs="Arial" w:eastAsia="Arial" w:hAnsi="Arial"/>
         </w:rPr>
-        <w:t xml:space="preserve">Custom GRF implementation for heterogeneous treatment effect estimation: honest splitting (separate estimation and splitting samples), treatment effect as the splitting criterion, and confidence intervals for individual-level CATE estimates. Application to identifying which patients benefit most from a treatment intervention — enabling targeted treatment assignment.</w:t>
+        <w:t xml:space="preserve">Custom honest causal forest implementation: split the sample into tree-building and estimation subsamples. For each tree: bootstrap the tree-building subsample, grow a tree by recursively splitting on the covariate that maximizes the estimated treatment effect variance across child nodes. Apply the tree structure to the estimation subsample and compute within-leaf treatment effects as the difference in mean outcomes between treated and control observations. Average across B trees for the final CATE estimate. Confidence intervals via the infinitesimal jackknife (Athey and Wager, 2019).</w:t>
+      </w:r>
+    </w:p>
+    <w:p>
+      <w:pPr>
+        <w:spacing w:after="120"/>
+      </w:pPr>
+      <w:r>
+        <w:rPr>
+          <w:sz w:val="24"/>
+          <w:szCs w:val="24"/>
+          <w:rFonts w:ascii="Arial" w:cs="Arial" w:eastAsia="Arial" w:hAnsi="Arial"/>
+        </w:rPr>
+        <w:t xml:space="preserve">Application: estimating which patients benefit most from a care management intervention, enabling targeted enrollment that maximizes health improvement per dollar spent.</w:t>
       </w:r>
     </w:p>
     <w:p>
@@ -273,7 +520,329 @@
           <w:szCs w:val="24"/>
           <w:rFonts w:ascii="Arial" w:cs="Arial" w:eastAsia="Arial" w:hAnsi="Arial"/>
         </w:rPr>
-        <w:t xml:space="preserve">DML implementation following Chernozhukov et al. (2018): cross-fitting with K=5 folds, ML estimation of nuisance functions (outcome model and treatment model) using any MLJ.jl learner, residualization, and OLS on residuals for valid causal inference on the treatment parameter. Standard errors account for the cross-fitting procedure.</w:t>
+        <w:t xml:space="preserve">DML implementation with K=5 fold cross-fitting:</w:t>
+      </w:r>
+    </w:p>
+    <w:p>
+      <w:pPr>
+        <w:spacing w:after="120"/>
+      </w:pPr>
+      <w:r>
+        <w:rPr>
+          <w:sz w:val="24"/>
+          <w:szCs w:val="24"/>
+          <w:rFonts w:ascii="Arial" w:cs="Arial" w:eastAsia="Arial" w:hAnsi="Arial"/>
+        </w:rPr>
+        <w:t xml:space="preserve">function dml_estimate(Y, D, X; K=5, ml_model=RandomForestRegressor())</w:t>
+      </w:r>
+    </w:p>
+    <w:p>
+      <w:pPr>
+        <w:spacing w:after="120"/>
+      </w:pPr>
+      <w:r>
+        <w:rPr>
+          <w:sz w:val="24"/>
+          <w:szCs w:val="24"/>
+          <w:rFonts w:ascii="Arial" w:cs="Arial" w:eastAsia="Arial" w:hAnsi="Arial"/>
+        </w:rPr>
+        <w:t xml:space="preserve">n = length(Y)</w:t>
+      </w:r>
+    </w:p>
+    <w:p>
+      <w:pPr>
+        <w:spacing w:after="120"/>
+      </w:pPr>
+      <w:r>
+        <w:rPr>
+          <w:sz w:val="24"/>
+          <w:szCs w:val="24"/>
+          <w:rFonts w:ascii="Arial" w:cs="Arial" w:eastAsia="Arial" w:hAnsi="Arial"/>
+        </w:rPr>
+        <w:t xml:space="preserve">folds = kfolds(n, K)</w:t>
+      </w:r>
+    </w:p>
+    <w:p>
+      <w:pPr>
+        <w:spacing w:after="120"/>
+      </w:pPr>
+      <w:r>
+        <w:rPr>
+          <w:sz w:val="24"/>
+          <w:szCs w:val="24"/>
+          <w:rFonts w:ascii="Arial" w:cs="Arial" w:eastAsia="Arial" w:hAnsi="Arial"/>
+        </w:rPr>
+        <w:t xml:space="preserve">residuals_Y = similar(Y)</w:t>
+      </w:r>
+    </w:p>
+    <w:p>
+      <w:pPr>
+        <w:spacing w:after="120"/>
+      </w:pPr>
+      <w:r>
+        <w:rPr>
+          <w:sz w:val="24"/>
+          <w:szCs w:val="24"/>
+          <w:rFonts w:ascii="Arial" w:cs="Arial" w:eastAsia="Arial" w:hAnsi="Arial"/>
+        </w:rPr>
+        <w:t xml:space="preserve">residuals_D = similar(D)</w:t>
+      </w:r>
+    </w:p>
+    <w:p>
+      <w:pPr>
+        <w:spacing w:after="120"/>
+      </w:pPr>
+      <w:r>
+        <w:rPr>
+          <w:sz w:val="24"/>
+          <w:szCs w:val="24"/>
+          <w:rFonts w:ascii="Arial" w:cs="Arial" w:eastAsia="Arial" w:hAnsi="Arial"/>
+        </w:rPr>
+        <w:t xml:space="preserve">for k in 1:K</w:t>
+      </w:r>
+    </w:p>
+    <w:p>
+      <w:pPr>
+        <w:spacing w:after="120"/>
+      </w:pPr>
+      <w:r>
+        <w:rPr>
+          <w:sz w:val="24"/>
+          <w:szCs w:val="24"/>
+          <w:rFonts w:ascii="Arial" w:cs="Arial" w:eastAsia="Arial" w:hAnsi="Arial"/>
+        </w:rPr>
+        <w:t xml:space="preserve">train_idx = setdiff(1:n, folds[k])</w:t>
+      </w:r>
+    </w:p>
+    <w:p>
+      <w:pPr>
+        <w:spacing w:after="120"/>
+      </w:pPr>
+      <w:r>
+        <w:rPr>
+          <w:sz w:val="24"/>
+          <w:szCs w:val="24"/>
+          <w:rFonts w:ascii="Arial" w:cs="Arial" w:eastAsia="Arial" w:hAnsi="Arial"/>
+        </w:rPr>
+        <w:t xml:space="preserve">test_idx = folds[k]</w:t>
+      </w:r>
+    </w:p>
+    <w:p>
+      <w:pPr>
+        <w:spacing w:after="120"/>
+      </w:pPr>
+      <w:r>
+        <w:rPr>
+          <w:sz w:val="24"/>
+          <w:szCs w:val="24"/>
+          <w:rFonts w:ascii="Arial" w:cs="Arial" w:eastAsia="Arial" w:hAnsi="Arial"/>
+        </w:rPr>
+        <w:t xml:space="preserve"># Estimate E[Y|X] on training fold</w:t>
+      </w:r>
+    </w:p>
+    <w:p>
+      <w:pPr>
+        <w:spacing w:after="120"/>
+      </w:pPr>
+      <w:r>
+        <w:rPr>
+          <w:sz w:val="24"/>
+          <w:szCs w:val="24"/>
+          <w:rFonts w:ascii="Arial" w:cs="Arial" w:eastAsia="Arial" w:hAnsi="Arial"/>
+        </w:rPr>
+        <w:t xml:space="preserve">mach_y = machine(ml_model, X[train_idx,:], Y[train_idx])</w:t>
+      </w:r>
+    </w:p>
+    <w:p>
+      <w:pPr>
+        <w:spacing w:after="120"/>
+      </w:pPr>
+      <w:r>
+        <w:rPr>
+          <w:sz w:val="24"/>
+          <w:szCs w:val="24"/>
+          <w:rFonts w:ascii="Arial" w:cs="Arial" w:eastAsia="Arial" w:hAnsi="Arial"/>
+        </w:rPr>
+        <w:t xml:space="preserve">fit!(mach_y)</w:t>
+      </w:r>
+    </w:p>
+    <w:p>
+      <w:pPr>
+        <w:spacing w:after="120"/>
+      </w:pPr>
+      <w:r>
+        <w:rPr>
+          <w:sz w:val="24"/>
+          <w:szCs w:val="24"/>
+          <w:rFonts w:ascii="Arial" w:cs="Arial" w:eastAsia="Arial" w:hAnsi="Arial"/>
+        </w:rPr>
+        <w:t xml:space="preserve">residuals_Y[test_idx] = Y[test_idx] - predict(mach_y, X[test_idx,:])</w:t>
+      </w:r>
+    </w:p>
+    <w:p>
+      <w:pPr>
+        <w:spacing w:after="120"/>
+      </w:pPr>
+      <w:r>
+        <w:rPr>
+          <w:sz w:val="24"/>
+          <w:szCs w:val="24"/>
+          <w:rFonts w:ascii="Arial" w:cs="Arial" w:eastAsia="Arial" w:hAnsi="Arial"/>
+        </w:rPr>
+        <w:t xml:space="preserve"># Estimate E[D|X] on training fold</w:t>
+      </w:r>
+    </w:p>
+    <w:p>
+      <w:pPr>
+        <w:spacing w:after="120"/>
+      </w:pPr>
+      <w:r>
+        <w:rPr>
+          <w:sz w:val="24"/>
+          <w:szCs w:val="24"/>
+          <w:rFonts w:ascii="Arial" w:cs="Arial" w:eastAsia="Arial" w:hAnsi="Arial"/>
+        </w:rPr>
+        <w:t xml:space="preserve">mach_d = machine(ml_model, X[train_idx,:], D[train_idx])</w:t>
+      </w:r>
+    </w:p>
+    <w:p>
+      <w:pPr>
+        <w:spacing w:after="120"/>
+      </w:pPr>
+      <w:r>
+        <w:rPr>
+          <w:sz w:val="24"/>
+          <w:szCs w:val="24"/>
+          <w:rFonts w:ascii="Arial" w:cs="Arial" w:eastAsia="Arial" w:hAnsi="Arial"/>
+        </w:rPr>
+        <w:t xml:space="preserve">fit!(mach_d)</w:t>
+      </w:r>
+    </w:p>
+    <w:p>
+      <w:pPr>
+        <w:spacing w:after="120"/>
+      </w:pPr>
+      <w:r>
+        <w:rPr>
+          <w:sz w:val="24"/>
+          <w:szCs w:val="24"/>
+          <w:rFonts w:ascii="Arial" w:cs="Arial" w:eastAsia="Arial" w:hAnsi="Arial"/>
+        </w:rPr>
+        <w:t xml:space="preserve">residuals_D[test_idx] = D[test_idx] - predict(mach_d, X[test_idx,:])</w:t>
+      </w:r>
+    </w:p>
+    <w:p>
+      <w:pPr>
+        <w:spacing w:after="120"/>
+      </w:pPr>
+      <w:r>
+        <w:rPr>
+          <w:sz w:val="24"/>
+          <w:szCs w:val="24"/>
+          <w:rFonts w:ascii="Arial" w:cs="Arial" w:eastAsia="Arial" w:hAnsi="Arial"/>
+        </w:rPr>
+        <w:t xml:space="preserve">end</w:t>
+      </w:r>
+    </w:p>
+    <w:p>
+      <w:pPr>
+        <w:spacing w:after="120"/>
+      </w:pPr>
+      <w:r>
+        <w:rPr>
+          <w:sz w:val="24"/>
+          <w:szCs w:val="24"/>
+          <w:rFonts w:ascii="Arial" w:cs="Arial" w:eastAsia="Arial" w:hAnsi="Arial"/>
+        </w:rPr>
+        <w:t xml:space="preserve"># OLS of residualized Y on residualized D</w:t>
+      </w:r>
+    </w:p>
+    <w:p>
+      <w:pPr>
+        <w:spacing w:after="120"/>
+      </w:pPr>
+      <w:r>
+        <w:rPr>
+          <w:sz w:val="24"/>
+          <w:szCs w:val="24"/>
+          <w:rFonts w:ascii="Arial" w:cs="Arial" w:eastAsia="Arial" w:hAnsi="Arial"/>
+        </w:rPr>
+        <w:t xml:space="preserve">θ_hat = dot(residuals_D, residuals_Y) / dot(residuals_D, residuals_D)</w:t>
+      </w:r>
+    </w:p>
+    <w:p>
+      <w:pPr>
+        <w:spacing w:after="120"/>
+      </w:pPr>
+      <w:r>
+        <w:rPr>
+          <w:sz w:val="24"/>
+          <w:szCs w:val="24"/>
+          <w:rFonts w:ascii="Arial" w:cs="Arial" w:eastAsia="Arial" w:hAnsi="Arial"/>
+        </w:rPr>
+        <w:t xml:space="preserve">se = std(residuals_Y - θ_hat </w:t>
+      </w:r>
+      <w:r>
+        <w:rPr>
+          <w:i/>
+          <w:iCs/>
+          <w:sz w:val="24"/>
+          <w:szCs w:val="24"/>
+          <w:rFonts w:ascii="Arial" w:cs="Arial" w:eastAsia="Arial" w:hAnsi="Arial"/>
+        </w:rPr>
+        <w:t xml:space="preserve"> residuals_D) / (sqrt(n) </w:t>
+      </w:r>
+      <w:r>
+        <w:rPr>
+          <w:sz w:val="24"/>
+          <w:szCs w:val="24"/>
+          <w:rFonts w:ascii="Arial" w:cs="Arial" w:eastAsia="Arial" w:hAnsi="Arial"/>
+        </w:rPr>
+        <w:t xml:space="preserve"> std(residuals_D))</w:t>
+      </w:r>
+    </w:p>
+    <w:p>
+      <w:pPr>
+        <w:spacing w:after="120"/>
+      </w:pPr>
+      <w:r>
+        <w:rPr>
+          <w:sz w:val="24"/>
+          <w:szCs w:val="24"/>
+          <w:rFonts w:ascii="Arial" w:cs="Arial" w:eastAsia="Arial" w:hAnsi="Arial"/>
+        </w:rPr>
+        <w:t xml:space="preserve">return (estimate=θ_hat, se=se, ci=(θ_hat - 1.96</w:t>
+      </w:r>
+      <w:r>
+        <w:rPr>
+          <w:i/>
+          <w:iCs/>
+          <w:sz w:val="24"/>
+          <w:szCs w:val="24"/>
+          <w:rFonts w:ascii="Arial" w:cs="Arial" w:eastAsia="Arial" w:hAnsi="Arial"/>
+        </w:rPr>
+        <w:t xml:space="preserve">se, θ_hat + 1.96</w:t>
+      </w:r>
+      <w:r>
+        <w:rPr>
+          <w:sz w:val="24"/>
+          <w:szCs w:val="24"/>
+          <w:rFonts w:ascii="Arial" w:cs="Arial" w:eastAsia="Arial" w:hAnsi="Arial"/>
+        </w:rPr>
+        <w:t xml:space="preserve">se))</w:t>
+      </w:r>
+    </w:p>
+    <w:p>
+      <w:pPr>
+        <w:spacing w:after="120"/>
+      </w:pPr>
+      <w:r>
+        <w:rPr>
+          <w:sz w:val="24"/>
+          <w:szCs w:val="24"/>
+          <w:rFonts w:ascii="Arial" w:cs="Arial" w:eastAsia="Arial" w:hAnsi="Arial"/>
+        </w:rPr>
+        <w:t xml:space="preserve">end</w:t>
       </w:r>
     </w:p>
     <w:p>
@@ -289,20 +858,20 @@
           <w:szCs w:val="30"/>
           <w:rFonts w:ascii="Arial" w:cs="Arial" w:eastAsia="Arial" w:hAnsi="Arial"/>
         </w:rPr>
-        <w:t xml:space="preserve">Model Evaluation</w:t>
-      </w:r>
-    </w:p>
-    <w:p>
-      <w:pPr>
-        <w:spacing w:after="120"/>
-      </w:pPr>
-      <w:r>
-        <w:rPr>
-          <w:sz w:val="24"/>
-          <w:szCs w:val="24"/>
-          <w:rFonts w:ascii="Arial" w:cs="Arial" w:eastAsia="Arial" w:hAnsi="Arial"/>
-        </w:rPr>
-        <w:t xml:space="preserve">ROC curves, calibration plots, Brier scores for binary outcomes. Net benefit and decision curve analysis for clinical prediction models. Discrimination (C-statistic) vs. calibration — a well-calibrated model with modest discrimination may be more useful than a highly discriminating but miscalibrated model.</w:t>
+        <w:t xml:space="preserve">Model Evaluation and Fairness</w:t>
+      </w:r>
+    </w:p>
+    <w:p>
+      <w:pPr>
+        <w:spacing w:after="120"/>
+      </w:pPr>
+      <w:r>
+        <w:rPr>
+          <w:sz w:val="24"/>
+          <w:szCs w:val="24"/>
+          <w:rFonts w:ascii="Arial" w:cs="Arial" w:eastAsia="Arial" w:hAnsi="Arial"/>
+        </w:rPr>
+        <w:t xml:space="preserve">ROC curves, calibration plots, Brier scores, and net benefit analysis for clinical prediction models. Fairness auditing: compute true positive rates, false positive rates, and calibration slopes separately by race/ethnicity; flag disparities exceeding clinical significance thresholds.</w:t>
       </w:r>
     </w:p>
     <w:p>
@@ -318,20 +887,20 @@
           <w:szCs w:val="30"/>
           <w:rFonts w:ascii="Arial" w:cs="Arial" w:eastAsia="Arial" w:hAnsi="Arial"/>
         </w:rPr>
-        <w:t xml:space="preserve">Fairness Auditing</w:t>
-      </w:r>
-    </w:p>
-    <w:p>
-      <w:pPr>
-        <w:spacing w:after="120"/>
-      </w:pPr>
-      <w:r>
-        <w:rPr>
-          <w:sz w:val="24"/>
-          <w:szCs w:val="24"/>
-          <w:rFonts w:ascii="Arial" w:cs="Arial" w:eastAsia="Arial" w:hAnsi="Arial"/>
-        </w:rPr>
-        <w:t xml:space="preserve">Implementing algorithmic fairness metrics: equalized odds (equal true positive and false positive rates across demographic groups), calibration by group (predicted probabilities match observed rates within each group), and disparate impact ratio. Application: replicating the Obermeyer et al. (2019) analysis showing racial bias in healthcare cost-based risk prediction.</w:t>
+        <w:t xml:space="preserve">Conclusion</w:t>
+      </w:r>
+    </w:p>
+    <w:p>
+      <w:pPr>
+        <w:spacing w:after="120"/>
+      </w:pPr>
+      <w:r>
+        <w:rPr>
+          <w:sz w:val="24"/>
+          <w:szCs w:val="24"/>
+          <w:rFonts w:ascii="Arial" w:cs="Arial" w:eastAsia="Arial" w:hAnsi="Arial"/>
+        </w:rPr>
+        <w:t xml:space="preserve">Julia's MLJ.jl ecosystem provides a unified, high-performance platform for machine learning in health economics. The causal forest and DML implementations bridge the gap between predictive ML and causal inference, enabling personalized treatment effect estimation and high-dimensional confounding adjustment with valid statistical inference.</w:t>
       </w:r>
     </w:p>
     <w:p>
@@ -404,7 +973,7 @@
           <w:szCs w:val="24"/>
           <w:rFonts w:ascii="Arial" w:cs="Arial" w:eastAsia="Arial" w:hAnsi="Arial"/>
         </w:rPr>
-        <w:t xml:space="preserve">3. Athey, S., &amp; Imbens, G. W. (2016). Recursive partitioning for heterogeneous causal effects. </w:t>
+        <w:t xml:space="preserve">3. Athey, S., &amp; Wager, S. (2019). Estimating treatment effects with causal forests. </w:t>
       </w:r>
       <w:r>
         <w:rPr>
@@ -414,15 +983,15 @@
           <w:szCs w:val="24"/>
           <w:rFonts w:ascii="Arial" w:cs="Arial" w:eastAsia="Arial" w:hAnsi="Arial"/>
         </w:rPr>
-        <w:t xml:space="preserve">PNAS</w:t>
-      </w:r>
-      <w:r>
-        <w:rPr>
-          <w:sz w:val="24"/>
-          <w:szCs w:val="24"/>
-          <w:rFonts w:ascii="Arial" w:cs="Arial" w:eastAsia="Arial" w:hAnsi="Arial"/>
-        </w:rPr>
-        <w:t xml:space="preserve">, 113(27), 7353-7360.</w:t>
+        <w:t xml:space="preserve">Observational Studies</w:t>
+      </w:r>
+      <w:r>
+        <w:rPr>
+          <w:sz w:val="24"/>
+          <w:szCs w:val="24"/>
+          <w:rFonts w:ascii="Arial" w:cs="Arial" w:eastAsia="Arial" w:hAnsi="Arial"/>
+        </w:rPr>
+        <w:t xml:space="preserve">, 5(2), 37-51.</w:t>
       </w:r>
     </w:p>
     <w:sectPr>
